--- a/pr-preview/pr-185/variance-covariance.docx
+++ b/pr-preview/pr-185/variance-covariance.docx
@@ -15,7 +15,7 @@
         <w:pStyle w:val="Date"/>
       </w:pPr>
       <w:r>
-        <w:t xml:space="preserve">Last modified: 2026-10-16 01:04:12 (PDT)</w:t>
+        <w:t xml:space="preserve">Last modified: 2026-10-16 02:00:47 (PDT)</w:t>
       </w:r>
     </w:p>
     <w:bookmarkStart w:id="27" w:name="sec-deviation"/>

--- a/pr-preview/pr-185/variance-covariance.docx
+++ b/pr-preview/pr-185/variance-covariance.docx
@@ -15,7 +15,7 @@
         <w:pStyle w:val="Date"/>
       </w:pPr>
       <w:r>
-        <w:t xml:space="preserve">Last modified: 2026-10-16 02:00:47 (PDT)</w:t>
+        <w:t xml:space="preserve">Last modified: 2026-10-16 02:24:44 (PDT)</w:t>
       </w:r>
     </w:p>
     <w:bookmarkStart w:id="27" w:name="sec-deviation"/>
@@ -32864,16 +32864,21 @@
         <w:t xml:space="preserve"> </w:t>
       </w:r>
       <m:oMath>
-        <m:acc>
-          <m:accPr>
-            <m:chr m:val="̃"/>
-          </m:accPr>
+        <m:limLow>
           <m:e>
             <m:r>
               <m:t>X</m:t>
             </m:r>
           </m:e>
-        </m:acc>
+          <m:lim>
+            <m:r>
+              <m:rPr>
+                <m:sty m:val="p"/>
+              </m:rPr>
+              <m:t>∼</m:t>
+            </m:r>
+          </m:lim>
+        </m:limLow>
       </m:oMath>
       <w:r>
         <w:t xml:space="preserve">,</w:t>
@@ -32907,16 +32912,21 @@
                   <m:grow/>
                 </m:dPr>
                 <m:e>
-                  <m:acc>
-                    <m:accPr>
-                      <m:chr m:val="̃"/>
-                    </m:accPr>
+                  <m:limLow>
                     <m:e>
                       <m:r>
                         <m:t>X</m:t>
                       </m:r>
                     </m:e>
-                  </m:acc>
+                    <m:lim>
+                      <m:r>
+                        <m:rPr>
+                          <m:sty m:val="p"/>
+                        </m:rPr>
+                        <m:t>∼</m:t>
+                      </m:r>
+                    </m:lim>
+                  </m:limLow>
                 </m:e>
               </m:d>
               <m:r>
@@ -32961,16 +32971,21 @@
                   <m:grow/>
                 </m:dPr>
                 <m:e>
-                  <m:acc>
-                    <m:accPr>
-                      <m:chr m:val="̃"/>
-                    </m:accPr>
+                  <m:limLow>
                     <m:e>
                       <m:r>
                         <m:t>X</m:t>
                       </m:r>
                     </m:e>
-                  </m:acc>
+                    <m:lim>
+                      <m:r>
+                        <m:rPr>
+                          <m:sty m:val="p"/>
+                        </m:rPr>
+                        <m:t>∼</m:t>
+                      </m:r>
+                    </m:lim>
+                  </m:limLow>
                 </m:e>
               </m:d>
               <m:r>
@@ -33028,16 +33043,21 @@
                       <m:grow/>
                     </m:dPr>
                     <m:e>
-                      <m:acc>
-                        <m:accPr>
-                          <m:chr m:val="̃"/>
-                        </m:accPr>
+                      <m:limLow>
                         <m:e>
                           <m:r>
                             <m:t>X</m:t>
                           </m:r>
                         </m:e>
-                      </m:acc>
+                        <m:lim>
+                          <m:r>
+                            <m:rPr>
+                              <m:sty m:val="p"/>
+                            </m:rPr>
+                            <m:t>∼</m:t>
+                          </m:r>
+                        </m:lim>
+                      </m:limLow>
                       <m:r>
                         <m:rPr>
                           <m:sty m:val="p"/>
@@ -33050,16 +33070,21 @@
                         </m:rPr>
                         <m:t>E</m:t>
                       </m:r>
-                      <m:acc>
-                        <m:accPr>
-                          <m:chr m:val="̃"/>
-                        </m:accPr>
+                      <m:limLow>
                         <m:e>
                           <m:r>
                             <m:t>X</m:t>
                           </m:r>
                         </m:e>
-                      </m:acc>
+                        <m:lim>
+                          <m:r>
+                            <m:rPr>
+                              <m:sty m:val="p"/>
+                            </m:rPr>
+                            <m:t>∼</m:t>
+                          </m:r>
+                        </m:lim>
+                      </m:limLow>
                     </m:e>
                   </m:d>
                   <m:r>
@@ -33078,16 +33103,21 @@
                           <m:grow/>
                         </m:dPr>
                         <m:e>
-                          <m:acc>
-                            <m:accPr>
-                              <m:chr m:val="̃"/>
-                            </m:accPr>
+                          <m:limLow>
                             <m:e>
                               <m:r>
                                 <m:t>X</m:t>
                               </m:r>
                             </m:e>
-                          </m:acc>
+                            <m:lim>
+                              <m:r>
+                                <m:rPr>
+                                  <m:sty m:val="p"/>
+                                </m:rPr>
+                                <m:t>∼</m:t>
+                              </m:r>
+                            </m:lim>
+                          </m:limLow>
                           <m:r>
                             <m:rPr>
                               <m:sty m:val="p"/>
@@ -33100,16 +33130,21 @@
                             </m:rPr>
                             <m:t>E</m:t>
                           </m:r>
-                          <m:acc>
-                            <m:accPr>
-                              <m:chr m:val="̃"/>
-                            </m:accPr>
+                          <m:limLow>
                             <m:e>
                               <m:r>
                                 <m:t>X</m:t>
                               </m:r>
                             </m:e>
-                          </m:acc>
+                            <m:lim>
+                              <m:r>
+                                <m:rPr>
+                                  <m:sty m:val="p"/>
+                                </m:rPr>
+                                <m:t>∼</m:t>
+                              </m:r>
+                            </m:lim>
+                          </m:limLow>
                         </m:e>
                       </m:d>
                       <m:r>
@@ -33181,16 +33216,21 @@
         <w:t xml:space="preserve"> </w:t>
       </w:r>
       <m:oMath>
-        <m:acc>
-          <m:accPr>
-            <m:chr m:val="̃"/>
-          </m:accPr>
+        <m:limLow>
           <m:e>
             <m:r>
               <m:t>X</m:t>
             </m:r>
           </m:e>
-        </m:acc>
+          <m:lim>
+            <m:r>
+              <m:rPr>
+                <m:sty m:val="p"/>
+              </m:rPr>
+              <m:t>∼</m:t>
+            </m:r>
+          </m:lim>
+        </m:limLow>
         <m:r>
           <m:rPr>
             <m:sty m:val="p"/>
@@ -33326,16 +33366,21 @@
             <m:grow/>
           </m:dPr>
           <m:e>
-            <m:acc>
-              <m:accPr>
-                <m:chr m:val="̃"/>
-              </m:accPr>
+            <m:limLow>
               <m:e>
                 <m:r>
                   <m:t>X</m:t>
                 </m:r>
               </m:e>
-            </m:acc>
+              <m:lim>
+                <m:r>
+                  <m:rPr>
+                    <m:sty m:val="p"/>
+                  </m:rPr>
+                  <m:t>∼</m:t>
+                </m:r>
+              </m:lim>
+            </m:limLow>
           </m:e>
         </m:d>
         <m:r>
@@ -33435,16 +33480,21 @@
               <m:grow/>
             </m:dPr>
             <m:e>
-              <m:acc>
-                <m:accPr>
-                  <m:chr m:val="̃"/>
-                </m:accPr>
+              <m:limLow>
                 <m:e>
                   <m:r>
                     <m:t>X</m:t>
                   </m:r>
                 </m:e>
-              </m:acc>
+                <m:lim>
+                  <m:r>
+                    <m:rPr>
+                      <m:sty m:val="p"/>
+                    </m:rPr>
+                    <m:t>∼</m:t>
+                  </m:r>
+                </m:lim>
+              </m:limLow>
             </m:e>
           </m:d>
           <m:r>
@@ -34135,16 +34185,21 @@
           </m:rPr>
           <m:t>E</m:t>
         </m:r>
-        <m:acc>
-          <m:accPr>
-            <m:chr m:val="̃"/>
-          </m:accPr>
+        <m:limLow>
           <m:e>
             <m:r>
               <m:t>X</m:t>
             </m:r>
           </m:e>
-        </m:acc>
+          <m:lim>
+            <m:r>
+              <m:rPr>
+                <m:sty m:val="p"/>
+              </m:rPr>
+              <m:t>∼</m:t>
+            </m:r>
+          </m:lim>
+        </m:limLow>
         <m:r>
           <m:rPr>
             <m:sty m:val="p"/>
@@ -34270,16 +34325,21 @@
                   <m:grow/>
                 </m:dPr>
                 <m:e>
-                  <m:acc>
-                    <m:accPr>
-                      <m:chr m:val="̃"/>
-                    </m:accPr>
+                  <m:limLow>
                     <m:e>
                       <m:r>
                         <m:t>X</m:t>
                       </m:r>
                     </m:e>
-                  </m:acc>
+                    <m:lim>
+                      <m:r>
+                        <m:rPr>
+                          <m:sty m:val="p"/>
+                        </m:rPr>
+                        <m:t>∼</m:t>
+                      </m:r>
+                    </m:lim>
+                  </m:limLow>
                 </m:e>
               </m:d>
               <m:r>
@@ -34322,16 +34382,21 @@
                       <m:grow/>
                     </m:dPr>
                     <m:e>
-                      <m:acc>
-                        <m:accPr>
-                          <m:chr m:val="̃"/>
-                        </m:accPr>
+                      <m:limLow>
                         <m:e>
                           <m:r>
                             <m:t>X</m:t>
                           </m:r>
                         </m:e>
-                      </m:acc>
+                        <m:lim>
+                          <m:r>
+                            <m:rPr>
+                              <m:sty m:val="p"/>
+                            </m:rPr>
+                            <m:t>∼</m:t>
+                          </m:r>
+                        </m:lim>
+                      </m:limLow>
                       <m:r>
                         <m:rPr>
                           <m:sty m:val="p"/>
@@ -34344,16 +34409,21 @@
                         </m:rPr>
                         <m:t>E</m:t>
                       </m:r>
-                      <m:acc>
-                        <m:accPr>
-                          <m:chr m:val="̃"/>
-                        </m:accPr>
+                      <m:limLow>
                         <m:e>
                           <m:r>
                             <m:t>X</m:t>
                           </m:r>
                         </m:e>
-                      </m:acc>
+                        <m:lim>
+                          <m:r>
+                            <m:rPr>
+                              <m:sty m:val="p"/>
+                            </m:rPr>
+                            <m:t>∼</m:t>
+                          </m:r>
+                        </m:lim>
+                      </m:limLow>
                     </m:e>
                   </m:d>
                   <m:r>
@@ -34372,16 +34442,21 @@
                           <m:grow/>
                         </m:dPr>
                         <m:e>
-                          <m:acc>
-                            <m:accPr>
-                              <m:chr m:val="̃"/>
-                            </m:accPr>
+                          <m:limLow>
                             <m:e>
                               <m:r>
                                 <m:t>X</m:t>
                               </m:r>
                             </m:e>
-                          </m:acc>
+                            <m:lim>
+                              <m:r>
+                                <m:rPr>
+                                  <m:sty m:val="p"/>
+                                </m:rPr>
+                                <m:t>∼</m:t>
+                              </m:r>
+                            </m:lim>
+                          </m:limLow>
                           <m:r>
                             <m:rPr>
                               <m:sty m:val="p"/>
@@ -34394,16 +34469,21 @@
                             </m:rPr>
                             <m:t>E</m:t>
                           </m:r>
-                          <m:acc>
-                            <m:accPr>
-                              <m:chr m:val="̃"/>
-                            </m:accPr>
+                          <m:limLow>
                             <m:e>
                               <m:r>
                                 <m:t>X</m:t>
                               </m:r>
                             </m:e>
-                          </m:acc>
+                            <m:lim>
+                              <m:r>
+                                <m:rPr>
+                                  <m:sty m:val="p"/>
+                                </m:rPr>
+                                <m:t>∼</m:t>
+                              </m:r>
+                            </m:lim>
+                          </m:limLow>
                         </m:e>
                       </m:d>
                       <m:r>
@@ -36367,16 +36447,21 @@
                   <m:grow/>
                 </m:dPr>
                 <m:e>
-                  <m:acc>
-                    <m:accPr>
-                      <m:chr m:val="̃"/>
-                    </m:accPr>
+                  <m:limLow>
                     <m:e>
                       <m:r>
                         <m:t>X</m:t>
                       </m:r>
                     </m:e>
-                  </m:acc>
+                    <m:lim>
+                      <m:r>
+                        <m:rPr>
+                          <m:sty m:val="p"/>
+                        </m:rPr>
+                        <m:t>∼</m:t>
+                      </m:r>
+                    </m:lim>
+                  </m:limLow>
                 </m:e>
               </m:d>
               <m:r>
@@ -36408,28 +36493,38 @@
                   <m:grow/>
                 </m:dPr>
                 <m:e>
-                  <m:acc>
-                    <m:accPr>
-                      <m:chr m:val="̃"/>
-                    </m:accPr>
+                  <m:limLow>
                     <m:e>
                       <m:r>
                         <m:t>X</m:t>
                       </m:r>
                     </m:e>
-                  </m:acc>
+                    <m:lim>
+                      <m:r>
+                        <m:rPr>
+                          <m:sty m:val="p"/>
+                        </m:rPr>
+                        <m:t>∼</m:t>
+                      </m:r>
+                    </m:lim>
+                  </m:limLow>
                   <m:sSup>
                     <m:e>
-                      <m:acc>
-                        <m:accPr>
-                          <m:chr m:val="̃"/>
-                        </m:accPr>
+                      <m:limLow>
                         <m:e>
                           <m:r>
                             <m:t>X</m:t>
                           </m:r>
                         </m:e>
-                      </m:acc>
+                        <m:lim>
+                          <m:r>
+                            <m:rPr>
+                              <m:sty m:val="p"/>
+                            </m:rPr>
+                            <m:t>∼</m:t>
+                          </m:r>
+                        </m:lim>
+                      </m:limLow>
                     </m:e>
                     <m:sup>
                       <m:r>
@@ -36468,16 +36563,21 @@
                     </m:rPr>
                     <m:t>E</m:t>
                   </m:r>
-                  <m:acc>
-                    <m:accPr>
-                      <m:chr m:val="̃"/>
-                    </m:accPr>
+                  <m:limLow>
                     <m:e>
                       <m:r>
                         <m:t>X</m:t>
                       </m:r>
                     </m:e>
-                  </m:acc>
+                    <m:lim>
+                      <m:r>
+                        <m:rPr>
+                          <m:sty m:val="p"/>
+                        </m:rPr>
+                        <m:t>∼</m:t>
+                      </m:r>
+                    </m:lim>
+                  </m:limLow>
                 </m:e>
               </m:d>
               <m:r>
@@ -36502,16 +36602,21 @@
                         </m:rPr>
                         <m:t>E</m:t>
                       </m:r>
-                      <m:acc>
-                        <m:accPr>
-                          <m:chr m:val="̃"/>
-                        </m:accPr>
+                      <m:limLow>
                         <m:e>
                           <m:r>
                             <m:t>X</m:t>
                           </m:r>
                         </m:e>
-                      </m:acc>
+                        <m:lim>
+                          <m:r>
+                            <m:rPr>
+                              <m:sty m:val="p"/>
+                            </m:rPr>
+                            <m:t>∼</m:t>
+                          </m:r>
+                        </m:lim>
+                      </m:limLow>
                     </m:e>
                   </m:d>
                   <m:r>
@@ -36576,16 +36681,21 @@
                   <m:grow/>
                 </m:dPr>
                 <m:e>
-                  <m:acc>
-                    <m:accPr>
-                      <m:chr m:val="̃"/>
-                    </m:accPr>
+                  <m:limLow>
                     <m:e>
                       <m:r>
                         <m:t>X</m:t>
                       </m:r>
                     </m:e>
-                  </m:acc>
+                    <m:lim>
+                      <m:r>
+                        <m:rPr>
+                          <m:sty m:val="p"/>
+                        </m:rPr>
+                        <m:t>∼</m:t>
+                      </m:r>
+                    </m:lim>
+                  </m:limLow>
                 </m:e>
               </m:d>
               <m:r>
@@ -36628,16 +36738,21 @@
                       <m:grow/>
                     </m:dPr>
                     <m:e>
-                      <m:acc>
-                        <m:accPr>
-                          <m:chr m:val="̃"/>
-                        </m:accPr>
+                      <m:limLow>
                         <m:e>
                           <m:r>
                             <m:t>X</m:t>
                           </m:r>
                         </m:e>
-                      </m:acc>
+                        <m:lim>
+                          <m:r>
+                            <m:rPr>
+                              <m:sty m:val="p"/>
+                            </m:rPr>
+                            <m:t>∼</m:t>
+                          </m:r>
+                        </m:lim>
+                      </m:limLow>
                       <m:r>
                         <m:rPr>
                           <m:sty m:val="p"/>
@@ -36650,16 +36765,21 @@
                         </m:rPr>
                         <m:t>E</m:t>
                       </m:r>
-                      <m:acc>
-                        <m:accPr>
-                          <m:chr m:val="̃"/>
-                        </m:accPr>
+                      <m:limLow>
                         <m:e>
                           <m:r>
                             <m:t>X</m:t>
                           </m:r>
                         </m:e>
-                      </m:acc>
+                        <m:lim>
+                          <m:r>
+                            <m:rPr>
+                              <m:sty m:val="p"/>
+                            </m:rPr>
+                            <m:t>∼</m:t>
+                          </m:r>
+                        </m:lim>
+                      </m:limLow>
                     </m:e>
                   </m:d>
                   <m:r>
@@ -36678,16 +36798,21 @@
                           <m:grow/>
                         </m:dPr>
                         <m:e>
-                          <m:acc>
-                            <m:accPr>
-                              <m:chr m:val="̃"/>
-                            </m:accPr>
+                          <m:limLow>
                             <m:e>
                               <m:r>
                                 <m:t>X</m:t>
                               </m:r>
                             </m:e>
-                          </m:acc>
+                            <m:lim>
+                              <m:r>
+                                <m:rPr>
+                                  <m:sty m:val="p"/>
+                                </m:rPr>
+                                <m:t>∼</m:t>
+                              </m:r>
+                            </m:lim>
+                          </m:limLow>
                           <m:r>
                             <m:rPr>
                               <m:sty m:val="p"/>
@@ -36700,16 +36825,21 @@
                             </m:rPr>
                             <m:t>E</m:t>
                           </m:r>
-                          <m:acc>
-                            <m:accPr>
-                              <m:chr m:val="̃"/>
-                            </m:accPr>
+                          <m:limLow>
                             <m:e>
                               <m:r>
                                 <m:t>X</m:t>
                               </m:r>
                             </m:e>
-                          </m:acc>
+                            <m:lim>
+                              <m:r>
+                                <m:rPr>
+                                  <m:sty m:val="p"/>
+                                </m:rPr>
+                                <m:t>∼</m:t>
+                              </m:r>
+                            </m:lim>
+                          </m:limLow>
                         </m:e>
                       </m:d>
                       <m:r>
@@ -36771,28 +36901,38 @@
                   <m:grow/>
                 </m:dPr>
                 <m:e>
-                  <m:acc>
-                    <m:accPr>
-                      <m:chr m:val="̃"/>
-                    </m:accPr>
+                  <m:limLow>
                     <m:e>
                       <m:r>
                         <m:t>X</m:t>
                       </m:r>
                     </m:e>
-                  </m:acc>
+                    <m:lim>
+                      <m:r>
+                        <m:rPr>
+                          <m:sty m:val="p"/>
+                        </m:rPr>
+                        <m:t>∼</m:t>
+                      </m:r>
+                    </m:lim>
+                  </m:limLow>
                   <m:sSup>
                     <m:e>
-                      <m:acc>
-                        <m:accPr>
-                          <m:chr m:val="̃"/>
-                        </m:accPr>
+                      <m:limLow>
                         <m:e>
                           <m:r>
                             <m:t>X</m:t>
                           </m:r>
                         </m:e>
-                      </m:acc>
+                        <m:lim>
+                          <m:r>
+                            <m:rPr>
+                              <m:sty m:val="p"/>
+                            </m:rPr>
+                            <m:t>∼</m:t>
+                          </m:r>
+                        </m:lim>
+                      </m:limLow>
                     </m:e>
                     <m:sup>
                       <m:r>
@@ -36809,16 +36949,21 @@
                     </m:rPr>
                     <m:t>−</m:t>
                   </m:r>
-                  <m:acc>
-                    <m:accPr>
-                      <m:chr m:val="̃"/>
-                    </m:accPr>
+                  <m:limLow>
                     <m:e>
                       <m:r>
                         <m:t>X</m:t>
                       </m:r>
                     </m:e>
-                  </m:acc>
+                    <m:lim>
+                      <m:r>
+                        <m:rPr>
+                          <m:sty m:val="p"/>
+                        </m:rPr>
+                        <m:t>∼</m:t>
+                      </m:r>
+                    </m:lim>
+                  </m:limLow>
                   <m:sSup>
                     <m:e>
                       <m:r>
@@ -36838,16 +36983,21 @@
                             </m:rPr>
                             <m:t>E</m:t>
                           </m:r>
-                          <m:acc>
-                            <m:accPr>
-                              <m:chr m:val="̃"/>
-                            </m:accPr>
+                          <m:limLow>
                             <m:e>
                               <m:r>
                                 <m:t>X</m:t>
                               </m:r>
                             </m:e>
-                          </m:acc>
+                            <m:lim>
+                              <m:r>
+                                <m:rPr>
+                                  <m:sty m:val="p"/>
+                                </m:rPr>
+                                <m:t>∼</m:t>
+                              </m:r>
+                            </m:lim>
+                          </m:limLow>
                         </m:e>
                       </m:d>
                       <m:r>
@@ -36886,16 +37036,21 @@
                         </m:rPr>
                         <m:t>E</m:t>
                       </m:r>
-                      <m:acc>
-                        <m:accPr>
-                          <m:chr m:val="̃"/>
-                        </m:accPr>
+                      <m:limLow>
                         <m:e>
                           <m:r>
                             <m:t>X</m:t>
                           </m:r>
                         </m:e>
-                      </m:acc>
+                        <m:lim>
+                          <m:r>
+                            <m:rPr>
+                              <m:sty m:val="p"/>
+                            </m:rPr>
+                            <m:t>∼</m:t>
+                          </m:r>
+                        </m:lim>
+                      </m:limLow>
                     </m:e>
                   </m:d>
                   <m:r>
@@ -36903,16 +37058,21 @@
                   </m:r>
                   <m:sSup>
                     <m:e>
-                      <m:acc>
-                        <m:accPr>
-                          <m:chr m:val="̃"/>
-                        </m:accPr>
+                      <m:limLow>
                         <m:e>
                           <m:r>
                             <m:t>X</m:t>
                           </m:r>
                         </m:e>
-                      </m:acc>
+                        <m:lim>
+                          <m:r>
+                            <m:rPr>
+                              <m:sty m:val="p"/>
+                            </m:rPr>
+                            <m:t>∼</m:t>
+                          </m:r>
+                        </m:lim>
+                      </m:limLow>
                     </m:e>
                     <m:sup>
                       <m:r>
@@ -36946,16 +37106,21 @@
                         </m:rPr>
                         <m:t>E</m:t>
                       </m:r>
-                      <m:acc>
-                        <m:accPr>
-                          <m:chr m:val="̃"/>
-                        </m:accPr>
+                      <m:limLow>
                         <m:e>
                           <m:r>
                             <m:t>X</m:t>
                           </m:r>
                         </m:e>
-                      </m:acc>
+                        <m:lim>
+                          <m:r>
+                            <m:rPr>
+                              <m:sty m:val="p"/>
+                            </m:rPr>
+                            <m:t>∼</m:t>
+                          </m:r>
+                        </m:lim>
+                      </m:limLow>
                     </m:e>
                   </m:d>
                   <m:r>
@@ -36980,16 +37145,21 @@
                             </m:rPr>
                             <m:t>E</m:t>
                           </m:r>
-                          <m:acc>
-                            <m:accPr>
-                              <m:chr m:val="̃"/>
-                            </m:accPr>
+                          <m:limLow>
                             <m:e>
                               <m:r>
                                 <m:t>X</m:t>
                               </m:r>
                             </m:e>
-                          </m:acc>
+                            <m:lim>
+                              <m:r>
+                                <m:rPr>
+                                  <m:sty m:val="p"/>
+                                </m:rPr>
+                                <m:t>∼</m:t>
+                              </m:r>
+                            </m:lim>
+                          </m:limLow>
                         </m:e>
                       </m:d>
                       <m:r>
@@ -37051,28 +37221,38 @@
                   <m:grow/>
                 </m:dPr>
                 <m:e>
-                  <m:acc>
-                    <m:accPr>
-                      <m:chr m:val="̃"/>
-                    </m:accPr>
+                  <m:limLow>
                     <m:e>
                       <m:r>
                         <m:t>X</m:t>
                       </m:r>
                     </m:e>
-                  </m:acc>
+                    <m:lim>
+                      <m:r>
+                        <m:rPr>
+                          <m:sty m:val="p"/>
+                        </m:rPr>
+                        <m:t>∼</m:t>
+                      </m:r>
+                    </m:lim>
+                  </m:limLow>
                   <m:sSup>
                     <m:e>
-                      <m:acc>
-                        <m:accPr>
-                          <m:chr m:val="̃"/>
-                        </m:accPr>
+                      <m:limLow>
                         <m:e>
                           <m:r>
                             <m:t>X</m:t>
                           </m:r>
                         </m:e>
-                      </m:acc>
+                        <m:lim>
+                          <m:r>
+                            <m:rPr>
+                              <m:sty m:val="p"/>
+                            </m:rPr>
+                            <m:t>∼</m:t>
+                          </m:r>
+                        </m:lim>
+                      </m:limLow>
                     </m:e>
                     <m:sup>
                       <m:r>
@@ -37111,16 +37291,21 @@
                     </m:rPr>
                     <m:t>E</m:t>
                   </m:r>
-                  <m:acc>
-                    <m:accPr>
-                      <m:chr m:val="̃"/>
-                    </m:accPr>
+                  <m:limLow>
                     <m:e>
                       <m:r>
                         <m:t>X</m:t>
                       </m:r>
                     </m:e>
-                  </m:acc>
+                    <m:lim>
+                      <m:r>
+                        <m:rPr>
+                          <m:sty m:val="p"/>
+                        </m:rPr>
+                        <m:t>∼</m:t>
+                      </m:r>
+                    </m:lim>
+                  </m:limLow>
                 </m:e>
               </m:d>
               <m:r>
@@ -37145,16 +37330,21 @@
                         </m:rPr>
                         <m:t>E</m:t>
                       </m:r>
-                      <m:acc>
-                        <m:accPr>
-                          <m:chr m:val="̃"/>
-                        </m:accPr>
+                      <m:limLow>
                         <m:e>
                           <m:r>
                             <m:t>X</m:t>
                           </m:r>
                         </m:e>
-                      </m:acc>
+                        <m:lim>
+                          <m:r>
+                            <m:rPr>
+                              <m:sty m:val="p"/>
+                            </m:rPr>
+                            <m:t>∼</m:t>
+                          </m:r>
+                        </m:lim>
+                      </m:limLow>
                     </m:e>
                   </m:d>
                   <m:r>
@@ -37193,16 +37383,21 @@
                     </m:rPr>
                     <m:t>E</m:t>
                   </m:r>
-                  <m:acc>
-                    <m:accPr>
-                      <m:chr m:val="̃"/>
-                    </m:accPr>
+                  <m:limLow>
                     <m:e>
                       <m:r>
                         <m:t>X</m:t>
                       </m:r>
                     </m:e>
-                  </m:acc>
+                    <m:lim>
+                      <m:r>
+                        <m:rPr>
+                          <m:sty m:val="p"/>
+                        </m:rPr>
+                        <m:t>∼</m:t>
+                      </m:r>
+                    </m:lim>
+                  </m:limLow>
                 </m:e>
               </m:d>
               <m:r>
@@ -37227,16 +37422,21 @@
                         </m:rPr>
                         <m:t>E</m:t>
                       </m:r>
-                      <m:acc>
-                        <m:accPr>
-                          <m:chr m:val="̃"/>
-                        </m:accPr>
+                      <m:limLow>
                         <m:e>
                           <m:r>
                             <m:t>X</m:t>
                           </m:r>
                         </m:e>
-                      </m:acc>
+                        <m:lim>
+                          <m:r>
+                            <m:rPr>
+                              <m:sty m:val="p"/>
+                            </m:rPr>
+                            <m:t>∼</m:t>
+                          </m:r>
+                        </m:lim>
+                      </m:limLow>
                     </m:e>
                   </m:d>
                   <m:r>
@@ -37275,16 +37475,21 @@
                     </m:rPr>
                     <m:t>E</m:t>
                   </m:r>
-                  <m:acc>
-                    <m:accPr>
-                      <m:chr m:val="̃"/>
-                    </m:accPr>
+                  <m:limLow>
                     <m:e>
                       <m:r>
                         <m:t>X</m:t>
                       </m:r>
                     </m:e>
-                  </m:acc>
+                    <m:lim>
+                      <m:r>
+                        <m:rPr>
+                          <m:sty m:val="p"/>
+                        </m:rPr>
+                        <m:t>∼</m:t>
+                      </m:r>
+                    </m:lim>
+                  </m:limLow>
                 </m:e>
               </m:d>
               <m:r>
@@ -37309,16 +37514,21 @@
                         </m:rPr>
                         <m:t>E</m:t>
                       </m:r>
-                      <m:acc>
-                        <m:accPr>
-                          <m:chr m:val="̃"/>
-                        </m:accPr>
+                      <m:limLow>
                         <m:e>
                           <m:r>
                             <m:t>X</m:t>
                           </m:r>
                         </m:e>
-                      </m:acc>
+                        <m:lim>
+                          <m:r>
+                            <m:rPr>
+                              <m:sty m:val="p"/>
+                            </m:rPr>
+                            <m:t>∼</m:t>
+                          </m:r>
+                        </m:lim>
+                      </m:limLow>
                     </m:e>
                   </m:d>
                   <m:r>
@@ -37353,16 +37563,21 @@
                 </m:rPr>
                 <m:t>E</m:t>
               </m:r>
-              <m:acc>
-                <m:accPr>
-                  <m:chr m:val="̃"/>
-                </m:accPr>
+              <m:limLow>
                 <m:e>
                   <m:r>
                     <m:t>X</m:t>
                   </m:r>
                 </m:e>
-              </m:acc>
+                <m:lim>
+                  <m:r>
+                    <m:rPr>
+                      <m:sty m:val="p"/>
+                    </m:rPr>
+                    <m:t>∼</m:t>
+                  </m:r>
+                </m:lim>
+              </m:limLow>
               <m:r>
                 <m:rPr>
                   <m:nor/>
@@ -37398,28 +37613,38 @@
                   <m:grow/>
                 </m:dPr>
                 <m:e>
-                  <m:acc>
-                    <m:accPr>
-                      <m:chr m:val="̃"/>
-                    </m:accPr>
+                  <m:limLow>
                     <m:e>
                       <m:r>
                         <m:t>X</m:t>
                       </m:r>
                     </m:e>
-                  </m:acc>
+                    <m:lim>
+                      <m:r>
+                        <m:rPr>
+                          <m:sty m:val="p"/>
+                        </m:rPr>
+                        <m:t>∼</m:t>
+                      </m:r>
+                    </m:lim>
+                  </m:limLow>
                   <m:sSup>
                     <m:e>
-                      <m:acc>
-                        <m:accPr>
-                          <m:chr m:val="̃"/>
-                        </m:accPr>
+                      <m:limLow>
                         <m:e>
                           <m:r>
                             <m:t>X</m:t>
                           </m:r>
                         </m:e>
-                      </m:acc>
+                        <m:lim>
+                          <m:r>
+                            <m:rPr>
+                              <m:sty m:val="p"/>
+                            </m:rPr>
+                            <m:t>∼</m:t>
+                          </m:r>
+                        </m:lim>
+                      </m:limLow>
                     </m:e>
                     <m:sup>
                       <m:r>
@@ -37458,16 +37683,21 @@
                     </m:rPr>
                     <m:t>E</m:t>
                   </m:r>
-                  <m:acc>
-                    <m:accPr>
-                      <m:chr m:val="̃"/>
-                    </m:accPr>
+                  <m:limLow>
                     <m:e>
                       <m:r>
                         <m:t>X</m:t>
                       </m:r>
                     </m:e>
-                  </m:acc>
+                    <m:lim>
+                      <m:r>
+                        <m:rPr>
+                          <m:sty m:val="p"/>
+                        </m:rPr>
+                        <m:t>∼</m:t>
+                      </m:r>
+                    </m:lim>
+                  </m:limLow>
                 </m:e>
               </m:d>
               <m:r>
@@ -37492,16 +37722,21 @@
                         </m:rPr>
                         <m:t>E</m:t>
                       </m:r>
-                      <m:acc>
-                        <m:accPr>
-                          <m:chr m:val="̃"/>
-                        </m:accPr>
+                      <m:limLow>
                         <m:e>
                           <m:r>
                             <m:t>X</m:t>
                           </m:r>
                         </m:e>
-                      </m:acc>
+                        <m:lim>
+                          <m:r>
+                            <m:rPr>
+                              <m:sty m:val="p"/>
+                            </m:rPr>
+                            <m:t>∼</m:t>
+                          </m:r>
+                        </m:lim>
+                      </m:limLow>
                     </m:e>
                   </m:d>
                   <m:r>
@@ -37557,16 +37792,21 @@
         <w:t xml:space="preserve"> </w:t>
       </w:r>
       <m:oMath>
-        <m:acc>
-          <m:accPr>
-            <m:chr m:val="̃"/>
-          </m:accPr>
+        <m:limLow>
           <m:e>
             <m:r>
               <m:t>X</m:t>
             </m:r>
           </m:e>
-        </m:acc>
+          <m:lim>
+            <m:r>
+              <m:rPr>
+                <m:sty m:val="p"/>
+              </m:rPr>
+              <m:t>∼</m:t>
+            </m:r>
+          </m:lim>
+        </m:limLow>
         <m:r>
           <m:rPr>
             <m:sty m:val="p"/>
@@ -37638,16 +37878,21 @@
         <w:t xml:space="preserve"> </w:t>
       </w:r>
       <m:oMath>
-        <m:acc>
-          <m:accPr>
-            <m:chr m:val="̃"/>
-          </m:accPr>
+        <m:limLow>
           <m:e>
             <m:r>
               <m:t>a</m:t>
             </m:r>
           </m:e>
-        </m:acc>
+          <m:lim>
+            <m:r>
+              <m:rPr>
+                <m:sty m:val="p"/>
+              </m:rPr>
+              <m:t>∼</m:t>
+            </m:r>
+          </m:lim>
+        </m:limLow>
         <m:r>
           <m:rPr>
             <m:sty m:val="p"/>
@@ -37747,32 +37992,42 @@
                   <m:grow/>
                 </m:dPr>
                 <m:e>
-                  <m:acc>
-                    <m:accPr>
-                      <m:chr m:val="̃"/>
-                    </m:accPr>
+                  <m:limLow>
                     <m:e>
                       <m:r>
                         <m:t>a</m:t>
                       </m:r>
                     </m:e>
-                  </m:acc>
+                    <m:lim>
+                      <m:r>
+                        <m:rPr>
+                          <m:sty m:val="p"/>
+                        </m:rPr>
+                        <m:t>∼</m:t>
+                      </m:r>
+                    </m:lim>
+                  </m:limLow>
                   <m:r>
                     <m:rPr>
                       <m:sty m:val="p"/>
                     </m:rPr>
                     <m:t>⋅</m:t>
                   </m:r>
-                  <m:acc>
-                    <m:accPr>
-                      <m:chr m:val="̃"/>
-                    </m:accPr>
+                  <m:limLow>
                     <m:e>
                       <m:r>
                         <m:t>X</m:t>
                       </m:r>
                     </m:e>
-                  </m:acc>
+                    <m:lim>
+                      <m:r>
+                        <m:rPr>
+                          <m:sty m:val="p"/>
+                        </m:rPr>
+                        <m:t>∼</m:t>
+                      </m:r>
+                    </m:lim>
+                  </m:limLow>
                 </m:e>
               </m:d>
               <m:r>
@@ -37875,16 +38130,21 @@
               </m:r>
               <m:sSup>
                 <m:e>
-                  <m:acc>
-                    <m:accPr>
-                      <m:chr m:val="̃"/>
-                    </m:accPr>
+                  <m:limLow>
                     <m:e>
                       <m:r>
                         <m:t>a</m:t>
                       </m:r>
                     </m:e>
-                  </m:acc>
+                    <m:lim>
+                      <m:r>
+                        <m:rPr>
+                          <m:sty m:val="p"/>
+                        </m:rPr>
+                        <m:t>∼</m:t>
+                      </m:r>
+                    </m:lim>
+                  </m:limLow>
                 </m:e>
                 <m:sup>
                   <m:r>
@@ -37912,31 +38172,41 @@
                   <m:grow/>
                 </m:dPr>
                 <m:e>
-                  <m:acc>
-                    <m:accPr>
-                      <m:chr m:val="̃"/>
-                    </m:accPr>
+                  <m:limLow>
                     <m:e>
                       <m:r>
                         <m:t>X</m:t>
                       </m:r>
                     </m:e>
-                  </m:acc>
+                    <m:lim>
+                      <m:r>
+                        <m:rPr>
+                          <m:sty m:val="p"/>
+                        </m:rPr>
+                        <m:t>∼</m:t>
+                      </m:r>
+                    </m:lim>
+                  </m:limLow>
                 </m:e>
               </m:d>
               <m:r>
                 <m:t>​</m:t>
               </m:r>
-              <m:acc>
-                <m:accPr>
-                  <m:chr m:val="̃"/>
-                </m:accPr>
+              <m:limLow>
                 <m:e>
                   <m:r>
                     <m:t>a</m:t>
                   </m:r>
                 </m:e>
-              </m:acc>
+                <m:lim>
+                  <m:r>
+                    <m:rPr>
+                      <m:sty m:val="p"/>
+                    </m:rPr>
+                    <m:t>∼</m:t>
+                  </m:r>
+                </m:lim>
+              </m:limLow>
             </m:e>
             <m:e>
               <m:r>
@@ -38109,16 +38379,21 @@
         <w:t xml:space="preserve"> </w:t>
       </w:r>
       <m:oMath>
-        <m:acc>
-          <m:accPr>
-            <m:chr m:val="̃"/>
-          </m:accPr>
+        <m:limLow>
           <m:e>
             <m:r>
               <m:t>a</m:t>
             </m:r>
           </m:e>
-        </m:acc>
+          <m:lim>
+            <m:r>
+              <m:rPr>
+                <m:sty m:val="p"/>
+              </m:rPr>
+              <m:t>∼</m:t>
+            </m:r>
+          </m:lim>
+        </m:limLow>
       </m:oMath>
       <w:r>
         <w:t xml:space="preserve"> </w:t>
@@ -38130,16 +38405,21 @@
         <w:t xml:space="preserve"> </w:t>
       </w:r>
       <m:oMath>
-        <m:acc>
-          <m:accPr>
-            <m:chr m:val="̃"/>
-          </m:accPr>
+        <m:limLow>
           <m:e>
             <m:r>
               <m:t>X</m:t>
             </m:r>
           </m:e>
-        </m:acc>
+          <m:lim>
+            <m:r>
+              <m:rPr>
+                <m:sty m:val="p"/>
+              </m:rPr>
+              <m:t>∼</m:t>
+            </m:r>
+          </m:lim>
+        </m:limLow>
       </m:oMath>
       <w:r>
         <w:t xml:space="preserve"> </w:t>
@@ -38188,32 +38468,42 @@
         <m:oMath>
           <m:eqArr>
             <m:e>
-              <m:acc>
-                <m:accPr>
-                  <m:chr m:val="̃"/>
-                </m:accPr>
+              <m:limLow>
                 <m:e>
                   <m:r>
                     <m:t>a</m:t>
                   </m:r>
                 </m:e>
-              </m:acc>
+                <m:lim>
+                  <m:r>
+                    <m:rPr>
+                      <m:sty m:val="p"/>
+                    </m:rPr>
+                    <m:t>∼</m:t>
+                  </m:r>
+                </m:lim>
+              </m:limLow>
               <m:r>
                 <m:rPr>
                   <m:sty m:val="p"/>
                 </m:rPr>
                 <m:t>⋅</m:t>
               </m:r>
-              <m:acc>
-                <m:accPr>
-                  <m:chr m:val="̃"/>
-                </m:accPr>
+              <m:limLow>
                 <m:e>
                   <m:r>
                     <m:t>X</m:t>
                   </m:r>
                 </m:e>
-              </m:acc>
+                <m:lim>
+                  <m:r>
+                    <m:rPr>
+                      <m:sty m:val="p"/>
+                    </m:rPr>
+                    <m:t>∼</m:t>
+                  </m:r>
+                </m:lim>
+              </m:limLow>
               <m:r>
                 <m:t>&amp;</m:t>
               </m:r>
@@ -38225,16 +38515,21 @@
               </m:r>
               <m:sSup>
                 <m:e>
-                  <m:acc>
-                    <m:accPr>
-                      <m:chr m:val="̃"/>
-                    </m:accPr>
+                  <m:limLow>
                     <m:e>
                       <m:r>
                         <m:t>a</m:t>
                       </m:r>
                     </m:e>
-                  </m:acc>
+                    <m:lim>
+                      <m:r>
+                        <m:rPr>
+                          <m:sty m:val="p"/>
+                        </m:rPr>
+                        <m:t>∼</m:t>
+                      </m:r>
+                    </m:lim>
+                  </m:limLow>
                 </m:e>
                 <m:sup>
                   <m:r>
@@ -38245,16 +38540,21 @@
                   </m:r>
                 </m:sup>
               </m:sSup>
-              <m:acc>
-                <m:accPr>
-                  <m:chr m:val="̃"/>
-                </m:accPr>
+              <m:limLow>
                 <m:e>
                   <m:r>
                     <m:t>X</m:t>
                   </m:r>
                 </m:e>
-              </m:acc>
+                <m:lim>
+                  <m:r>
+                    <m:rPr>
+                      <m:sty m:val="p"/>
+                    </m:rPr>
+                    <m:t>∼</m:t>
+                  </m:r>
+                </m:lim>
+              </m:limLow>
             </m:e>
             <m:e>
               <m:r>
@@ -38366,16 +38666,21 @@
           <m:e>
             <m:sSup>
               <m:e>
-                <m:acc>
-                  <m:accPr>
-                    <m:chr m:val="̃"/>
-                  </m:accPr>
+                <m:limLow>
                   <m:e>
                     <m:r>
                       <m:t>a</m:t>
                     </m:r>
                   </m:e>
-                </m:acc>
+                  <m:lim>
+                    <m:r>
+                      <m:rPr>
+                        <m:sty m:val="p"/>
+                      </m:rPr>
+                      <m:t>∼</m:t>
+                    </m:r>
+                  </m:lim>
+                </m:limLow>
               </m:e>
               <m:sup>
                 <m:r>
@@ -38386,16 +38691,21 @@
                 </m:r>
               </m:sup>
             </m:sSup>
-            <m:acc>
-              <m:accPr>
-                <m:chr m:val="̃"/>
-              </m:accPr>
+            <m:limLow>
               <m:e>
                 <m:r>
                   <m:t>X</m:t>
                 </m:r>
               </m:e>
-            </m:acc>
+              <m:lim>
+                <m:r>
+                  <m:rPr>
+                    <m:sty m:val="p"/>
+                  </m:rPr>
+                  <m:t>∼</m:t>
+                </m:r>
+              </m:lim>
+            </m:limLow>
           </m:e>
         </m:d>
         <m:r>
@@ -38409,16 +38719,21 @@
         </m:r>
         <m:sSup>
           <m:e>
-            <m:acc>
-              <m:accPr>
-                <m:chr m:val="̃"/>
-              </m:accPr>
+            <m:limLow>
               <m:e>
                 <m:r>
                   <m:t>a</m:t>
                 </m:r>
               </m:e>
-            </m:acc>
+              <m:lim>
+                <m:r>
+                  <m:rPr>
+                    <m:sty m:val="p"/>
+                  </m:rPr>
+                  <m:t>∼</m:t>
+                </m:r>
+              </m:lim>
+            </m:limLow>
           </m:e>
           <m:sup>
             <m:r>
@@ -38438,16 +38753,21 @@
           </m:rPr>
           <m:t>E</m:t>
         </m:r>
-        <m:acc>
-          <m:accPr>
-            <m:chr m:val="̃"/>
-          </m:accPr>
+        <m:limLow>
           <m:e>
             <m:r>
               <m:t>X</m:t>
             </m:r>
           </m:e>
-        </m:acc>
+          <m:lim>
+            <m:r>
+              <m:rPr>
+                <m:sty m:val="p"/>
+              </m:rPr>
+              <m:t>∼</m:t>
+            </m:r>
+          </m:lim>
+        </m:limLow>
       </m:oMath>
       <w:r>
         <w:t xml:space="preserve">, so:</w:t>
@@ -38483,16 +38803,21 @@
                 <m:e>
                   <m:sSup>
                     <m:e>
-                      <m:acc>
-                        <m:accPr>
-                          <m:chr m:val="̃"/>
-                        </m:accPr>
+                      <m:limLow>
                         <m:e>
                           <m:r>
                             <m:t>a</m:t>
                           </m:r>
                         </m:e>
-                      </m:acc>
+                        <m:lim>
+                          <m:r>
+                            <m:rPr>
+                              <m:sty m:val="p"/>
+                            </m:rPr>
+                            <m:t>∼</m:t>
+                          </m:r>
+                        </m:lim>
+                      </m:limLow>
                     </m:e>
                     <m:sup>
                       <m:r>
@@ -38503,16 +38828,21 @@
                       </m:r>
                     </m:sup>
                   </m:sSup>
-                  <m:acc>
-                    <m:accPr>
-                      <m:chr m:val="̃"/>
-                    </m:accPr>
+                  <m:limLow>
                     <m:e>
                       <m:r>
                         <m:t>X</m:t>
                       </m:r>
                     </m:e>
-                  </m:acc>
+                    <m:lim>
+                      <m:r>
+                        <m:rPr>
+                          <m:sty m:val="p"/>
+                        </m:rPr>
+                        <m:t>∼</m:t>
+                      </m:r>
+                    </m:lim>
+                  </m:limLow>
                 </m:e>
               </m:d>
               <m:r>
@@ -38557,16 +38887,21 @@
                     <m:e>
                       <m:sSup>
                         <m:e>
-                          <m:acc>
-                            <m:accPr>
-                              <m:chr m:val="̃"/>
-                            </m:accPr>
+                          <m:limLow>
                             <m:e>
                               <m:r>
                                 <m:t>a</m:t>
                               </m:r>
                             </m:e>
-                          </m:acc>
+                            <m:lim>
+                              <m:r>
+                                <m:rPr>
+                                  <m:sty m:val="p"/>
+                                </m:rPr>
+                                <m:t>∼</m:t>
+                              </m:r>
+                            </m:lim>
+                          </m:limLow>
                         </m:e>
                         <m:sup>
                           <m:r>
@@ -38577,16 +38912,21 @@
                           </m:r>
                         </m:sup>
                       </m:sSup>
-                      <m:acc>
-                        <m:accPr>
-                          <m:chr m:val="̃"/>
-                        </m:accPr>
+                      <m:limLow>
                         <m:e>
                           <m:r>
                             <m:t>X</m:t>
                           </m:r>
                         </m:e>
-                      </m:acc>
+                        <m:lim>
+                          <m:r>
+                            <m:rPr>
+                              <m:sty m:val="p"/>
+                            </m:rPr>
+                            <m:t>∼</m:t>
+                          </m:r>
+                        </m:lim>
+                      </m:limLow>
                       <m:r>
                         <m:rPr>
                           <m:sty m:val="p"/>
@@ -38595,16 +38935,21 @@
                       </m:r>
                       <m:sSup>
                         <m:e>
-                          <m:acc>
-                            <m:accPr>
-                              <m:chr m:val="̃"/>
-                            </m:accPr>
+                          <m:limLow>
                             <m:e>
                               <m:r>
                                 <m:t>a</m:t>
                               </m:r>
                             </m:e>
-                          </m:acc>
+                            <m:lim>
+                              <m:r>
+                                <m:rPr>
+                                  <m:sty m:val="p"/>
+                                </m:rPr>
+                                <m:t>∼</m:t>
+                              </m:r>
+                            </m:lim>
+                          </m:limLow>
                         </m:e>
                         <m:sup>
                           <m:r>
@@ -38621,16 +38966,21 @@
                         </m:rPr>
                         <m:t>E</m:t>
                       </m:r>
-                      <m:acc>
-                        <m:accPr>
-                          <m:chr m:val="̃"/>
-                        </m:accPr>
+                      <m:limLow>
                         <m:e>
                           <m:r>
                             <m:t>X</m:t>
                           </m:r>
                         </m:e>
-                      </m:acc>
+                        <m:lim>
+                          <m:r>
+                            <m:rPr>
+                              <m:sty m:val="p"/>
+                            </m:rPr>
+                            <m:t>∼</m:t>
+                          </m:r>
+                        </m:lim>
+                      </m:limLow>
                     </m:e>
                   </m:d>
                   <m:sSup>
@@ -38704,16 +39054,21 @@
                     <m:e>
                       <m:sSup>
                         <m:e>
-                          <m:acc>
-                            <m:accPr>
-                              <m:chr m:val="̃"/>
-                            </m:accPr>
+                          <m:limLow>
                             <m:e>
                               <m:r>
                                 <m:t>a</m:t>
                               </m:r>
                             </m:e>
-                          </m:acc>
+                            <m:lim>
+                              <m:r>
+                                <m:rPr>
+                                  <m:sty m:val="p"/>
+                                </m:rPr>
+                                <m:t>∼</m:t>
+                              </m:r>
+                            </m:lim>
+                          </m:limLow>
                         </m:e>
                         <m:sup>
                           <m:r>
@@ -38735,16 +39090,21 @@
                           <m:grow/>
                         </m:dPr>
                         <m:e>
-                          <m:acc>
-                            <m:accPr>
-                              <m:chr m:val="̃"/>
-                            </m:accPr>
+                          <m:limLow>
                             <m:e>
                               <m:r>
                                 <m:t>X</m:t>
                               </m:r>
                             </m:e>
-                          </m:acc>
+                            <m:lim>
+                              <m:r>
+                                <m:rPr>
+                                  <m:sty m:val="p"/>
+                                </m:rPr>
+                                <m:t>∼</m:t>
+                              </m:r>
+                            </m:lim>
+                          </m:limLow>
                           <m:r>
                             <m:rPr>
                               <m:sty m:val="p"/>
@@ -38757,16 +39117,21 @@
                             </m:rPr>
                             <m:t>E</m:t>
                           </m:r>
-                          <m:acc>
-                            <m:accPr>
-                              <m:chr m:val="̃"/>
-                            </m:accPr>
+                          <m:limLow>
                             <m:e>
                               <m:r>
                                 <m:t>X</m:t>
                               </m:r>
                             </m:e>
-                          </m:acc>
+                            <m:lim>
+                              <m:r>
+                                <m:rPr>
+                                  <m:sty m:val="p"/>
+                                </m:rPr>
+                                <m:t>∼</m:t>
+                              </m:r>
+                            </m:lim>
+                          </m:limLow>
                         </m:e>
                       </m:d>
                       <m:r>
@@ -38806,16 +39171,21 @@
               </m:r>
               <m:sSup>
                 <m:e>
-                  <m:acc>
-                    <m:accPr>
-                      <m:chr m:val="̃"/>
-                    </m:accPr>
+                  <m:limLow>
                     <m:e>
                       <m:r>
                         <m:t>a</m:t>
                       </m:r>
                     </m:e>
-                  </m:acc>
+                    <m:lim>
+                      <m:r>
+                        <m:rPr>
+                          <m:sty m:val="p"/>
+                        </m:rPr>
+                        <m:t>∼</m:t>
+                      </m:r>
+                    </m:lim>
+                  </m:limLow>
                 </m:e>
                 <m:sup>
                   <m:r>
@@ -38863,16 +39233,21 @@
                 <m:e>
                   <m:sSup>
                     <m:e>
-                      <m:acc>
-                        <m:accPr>
-                          <m:chr m:val="̃"/>
-                        </m:accPr>
+                      <m:limLow>
                         <m:e>
                           <m:r>
                             <m:t>a</m:t>
                           </m:r>
                         </m:e>
-                      </m:acc>
+                        <m:lim>
+                          <m:r>
+                            <m:rPr>
+                              <m:sty m:val="p"/>
+                            </m:rPr>
+                            <m:t>∼</m:t>
+                          </m:r>
+                        </m:lim>
+                      </m:limLow>
                     </m:e>
                     <m:sup>
                       <m:r>
@@ -38894,16 +39269,21 @@
                       <m:grow/>
                     </m:dPr>
                     <m:e>
-                      <m:acc>
-                        <m:accPr>
-                          <m:chr m:val="̃"/>
-                        </m:accPr>
+                      <m:limLow>
                         <m:e>
                           <m:r>
                             <m:t>X</m:t>
                           </m:r>
                         </m:e>
-                      </m:acc>
+                        <m:lim>
+                          <m:r>
+                            <m:rPr>
+                              <m:sty m:val="p"/>
+                            </m:rPr>
+                            <m:t>∼</m:t>
+                          </m:r>
+                        </m:lim>
+                      </m:limLow>
                       <m:r>
                         <m:rPr>
                           <m:sty m:val="p"/>
@@ -38916,16 +39296,21 @@
                         </m:rPr>
                         <m:t>E</m:t>
                       </m:r>
-                      <m:acc>
-                        <m:accPr>
-                          <m:chr m:val="̃"/>
-                        </m:accPr>
+                      <m:limLow>
                         <m:e>
                           <m:r>
                             <m:t>X</m:t>
                           </m:r>
                         </m:e>
-                      </m:acc>
+                        <m:lim>
+                          <m:r>
+                            <m:rPr>
+                              <m:sty m:val="p"/>
+                            </m:rPr>
+                            <m:t>∼</m:t>
+                          </m:r>
+                        </m:lim>
+                      </m:limLow>
                     </m:e>
                   </m:d>
                   <m:r>
@@ -38944,16 +39329,21 @@
                           <m:grow/>
                         </m:dPr>
                         <m:e>
-                          <m:acc>
-                            <m:accPr>
-                              <m:chr m:val="̃"/>
-                            </m:accPr>
+                          <m:limLow>
                             <m:e>
                               <m:r>
                                 <m:t>X</m:t>
                               </m:r>
                             </m:e>
-                          </m:acc>
+                            <m:lim>
+                              <m:r>
+                                <m:rPr>
+                                  <m:sty m:val="p"/>
+                                </m:rPr>
+                                <m:t>∼</m:t>
+                              </m:r>
+                            </m:lim>
+                          </m:limLow>
                           <m:r>
                             <m:rPr>
                               <m:sty m:val="p"/>
@@ -38966,16 +39356,21 @@
                             </m:rPr>
                             <m:t>E</m:t>
                           </m:r>
-                          <m:acc>
-                            <m:accPr>
-                              <m:chr m:val="̃"/>
-                            </m:accPr>
+                          <m:limLow>
                             <m:e>
                               <m:r>
                                 <m:t>X</m:t>
                               </m:r>
                             </m:e>
-                          </m:acc>
+                            <m:lim>
+                              <m:r>
+                                <m:rPr>
+                                  <m:sty m:val="p"/>
+                                </m:rPr>
+                                <m:t>∼</m:t>
+                              </m:r>
+                            </m:lim>
+                          </m:limLow>
                         </m:e>
                       </m:d>
                       <m:r>
@@ -38991,16 +39386,21 @@
                       </m:r>
                     </m:sup>
                   </m:sSup>
-                  <m:acc>
-                    <m:accPr>
-                      <m:chr m:val="̃"/>
-                    </m:accPr>
+                  <m:limLow>
                     <m:e>
                       <m:r>
                         <m:t>a</m:t>
                       </m:r>
                     </m:e>
-                  </m:acc>
+                    <m:lim>
+                      <m:r>
+                        <m:rPr>
+                          <m:sty m:val="p"/>
+                        </m:rPr>
+                        <m:t>∼</m:t>
+                      </m:r>
+                    </m:lim>
+                  </m:limLow>
                 </m:e>
               </m:d>
               <m:r>
@@ -39078,16 +39478,21 @@
               </m:r>
               <m:sSup>
                 <m:e>
-                  <m:acc>
-                    <m:accPr>
-                      <m:chr m:val="̃"/>
-                    </m:accPr>
+                  <m:limLow>
                     <m:e>
                       <m:r>
                         <m:t>a</m:t>
                       </m:r>
                     </m:e>
-                  </m:acc>
+                    <m:lim>
+                      <m:r>
+                        <m:rPr>
+                          <m:sty m:val="p"/>
+                        </m:rPr>
+                        <m:t>∼</m:t>
+                      </m:r>
+                    </m:lim>
+                  </m:limLow>
                 </m:e>
                 <m:sup>
                   <m:r>
@@ -39129,16 +39534,21 @@
                       <m:grow/>
                     </m:dPr>
                     <m:e>
-                      <m:acc>
-                        <m:accPr>
-                          <m:chr m:val="̃"/>
-                        </m:accPr>
+                      <m:limLow>
                         <m:e>
                           <m:r>
                             <m:t>X</m:t>
                           </m:r>
                         </m:e>
-                      </m:acc>
+                        <m:lim>
+                          <m:r>
+                            <m:rPr>
+                              <m:sty m:val="p"/>
+                            </m:rPr>
+                            <m:t>∼</m:t>
+                          </m:r>
+                        </m:lim>
+                      </m:limLow>
                       <m:r>
                         <m:rPr>
                           <m:sty m:val="p"/>
@@ -39151,16 +39561,21 @@
                         </m:rPr>
                         <m:t>E</m:t>
                       </m:r>
-                      <m:acc>
-                        <m:accPr>
-                          <m:chr m:val="̃"/>
-                        </m:accPr>
+                      <m:limLow>
                         <m:e>
                           <m:r>
                             <m:t>X</m:t>
                           </m:r>
                         </m:e>
-                      </m:acc>
+                        <m:lim>
+                          <m:r>
+                            <m:rPr>
+                              <m:sty m:val="p"/>
+                            </m:rPr>
+                            <m:t>∼</m:t>
+                          </m:r>
+                        </m:lim>
+                      </m:limLow>
                     </m:e>
                   </m:d>
                   <m:r>
@@ -39179,16 +39594,21 @@
                           <m:grow/>
                         </m:dPr>
                         <m:e>
-                          <m:acc>
-                            <m:accPr>
-                              <m:chr m:val="̃"/>
-                            </m:accPr>
+                          <m:limLow>
                             <m:e>
                               <m:r>
                                 <m:t>X</m:t>
                               </m:r>
                             </m:e>
-                          </m:acc>
+                            <m:lim>
+                              <m:r>
+                                <m:rPr>
+                                  <m:sty m:val="p"/>
+                                </m:rPr>
+                                <m:t>∼</m:t>
+                              </m:r>
+                            </m:lim>
+                          </m:limLow>
                           <m:r>
                             <m:rPr>
                               <m:sty m:val="p"/>
@@ -39201,16 +39621,21 @@
                             </m:rPr>
                             <m:t>E</m:t>
                           </m:r>
-                          <m:acc>
-                            <m:accPr>
-                              <m:chr m:val="̃"/>
-                            </m:accPr>
+                          <m:limLow>
                             <m:e>
                               <m:r>
                                 <m:t>X</m:t>
                               </m:r>
                             </m:e>
-                          </m:acc>
+                            <m:lim>
+                              <m:r>
+                                <m:rPr>
+                                  <m:sty m:val="p"/>
+                                </m:rPr>
+                                <m:t>∼</m:t>
+                              </m:r>
+                            </m:lim>
+                          </m:limLow>
                         </m:e>
                       </m:d>
                       <m:r>
@@ -39234,16 +39659,21 @@
               <m:r>
                 <m:t> </m:t>
               </m:r>
-              <m:acc>
-                <m:accPr>
-                  <m:chr m:val="̃"/>
-                </m:accPr>
+              <m:limLow>
                 <m:e>
                   <m:r>
                     <m:t>a</m:t>
                   </m:r>
                 </m:e>
-              </m:acc>
+                <m:lim>
+                  <m:r>
+                    <m:rPr>
+                      <m:sty m:val="p"/>
+                    </m:rPr>
+                    <m:t>∼</m:t>
+                  </m:r>
+                </m:lim>
+              </m:limLow>
               <m:r>
                 <m:t>&amp;</m:t>
               </m:r>
@@ -39270,16 +39700,21 @@
               </m:r>
               <m:sSup>
                 <m:e>
-                  <m:acc>
-                    <m:accPr>
-                      <m:chr m:val="̃"/>
-                    </m:accPr>
+                  <m:limLow>
                     <m:e>
                       <m:r>
                         <m:t>a</m:t>
                       </m:r>
                     </m:e>
-                  </m:acc>
+                    <m:lim>
+                      <m:r>
+                        <m:rPr>
+                          <m:sty m:val="p"/>
+                        </m:rPr>
+                        <m:t>∼</m:t>
+                      </m:r>
+                    </m:lim>
+                  </m:limLow>
                 </m:e>
                 <m:sup>
                   <m:r>
@@ -39307,31 +39742,41 @@
                   <m:grow/>
                 </m:dPr>
                 <m:e>
-                  <m:acc>
-                    <m:accPr>
-                      <m:chr m:val="̃"/>
-                    </m:accPr>
+                  <m:limLow>
                     <m:e>
                       <m:r>
                         <m:t>X</m:t>
                       </m:r>
                     </m:e>
-                  </m:acc>
+                    <m:lim>
+                      <m:r>
+                        <m:rPr>
+                          <m:sty m:val="p"/>
+                        </m:rPr>
+                        <m:t>∼</m:t>
+                      </m:r>
+                    </m:lim>
+                  </m:limLow>
                 </m:e>
               </m:d>
               <m:r>
                 <m:t>​</m:t>
               </m:r>
-              <m:acc>
-                <m:accPr>
-                  <m:chr m:val="̃"/>
-                </m:accPr>
+              <m:limLow>
                 <m:e>
                   <m:r>
                     <m:t>a</m:t>
                   </m:r>
                 </m:e>
-              </m:acc>
+                <m:lim>
+                  <m:r>
+                    <m:rPr>
+                      <m:sty m:val="p"/>
+                    </m:rPr>
+                    <m:t>∼</m:t>
+                  </m:r>
+                </m:lim>
+              </m:limLow>
               <m:r>
                 <m:t>&amp;</m:t>
               </m:r>
@@ -39520,16 +39965,21 @@
                   <m:grow/>
                 </m:dPr>
                 <m:e>
-                  <m:acc>
-                    <m:accPr>
-                      <m:chr m:val="̃"/>
-                    </m:accPr>
+                  <m:limLow>
                     <m:e>
                       <m:r>
                         <m:t>X</m:t>
                       </m:r>
                     </m:e>
-                  </m:acc>
+                    <m:lim>
+                      <m:r>
+                        <m:rPr>
+                          <m:sty m:val="p"/>
+                        </m:rPr>
+                        <m:t>∼</m:t>
+                      </m:r>
+                    </m:lim>
+                  </m:limLow>
                 </m:e>
               </m:d>
               <m:r>
@@ -42385,16 +42835,21 @@
         <w:t xml:space="preserve"> </w:t>
       </w:r>
       <m:oMath>
-        <m:acc>
-          <m:accPr>
-            <m:chr m:val="̃"/>
-          </m:accPr>
+        <m:limLow>
           <m:e>
             <m:r>
               <m:t>X</m:t>
             </m:r>
           </m:e>
-        </m:acc>
+          <m:lim>
+            <m:r>
+              <m:rPr>
+                <m:sty m:val="p"/>
+              </m:rPr>
+              <m:t>∼</m:t>
+            </m:r>
+          </m:lim>
+        </m:limLow>
         <m:r>
           <m:rPr>
             <m:sty m:val="p"/>
@@ -42568,16 +43023,21 @@
             <m:grow/>
           </m:dPr>
           <m:e>
-            <m:acc>
-              <m:accPr>
-                <m:chr m:val="̃"/>
-              </m:accPr>
+            <m:limLow>
               <m:e>
                 <m:r>
                   <m:t>X</m:t>
                 </m:r>
               </m:e>
-            </m:acc>
+              <m:lim>
+                <m:r>
+                  <m:rPr>
+                    <m:sty m:val="p"/>
+                  </m:rPr>
+                  <m:t>∼</m:t>
+                </m:r>
+              </m:lim>
+            </m:limLow>
           </m:e>
         </m:d>
         <m:r>
@@ -42654,16 +43114,21 @@
         <w:t xml:space="preserve"> </w:t>
       </w:r>
       <m:oMath>
-        <m:acc>
-          <m:accPr>
-            <m:chr m:val="̃"/>
-          </m:accPr>
+        <m:limLow>
           <m:e>
             <m:r>
               <m:t>a</m:t>
             </m:r>
           </m:e>
-        </m:acc>
+          <m:lim>
+            <m:r>
+              <m:rPr>
+                <m:sty m:val="p"/>
+              </m:rPr>
+              <m:t>∼</m:t>
+            </m:r>
+          </m:lim>
+        </m:limLow>
       </m:oMath>
       <w:r>
         <w:t xml:space="preserve">,</w:t>
@@ -42680,16 +43145,21 @@
         <m:oMath>
           <m:sSup>
             <m:e>
-              <m:acc>
-                <m:accPr>
-                  <m:chr m:val="̃"/>
-                </m:accPr>
+              <m:limLow>
                 <m:e>
                   <m:r>
                     <m:t>a</m:t>
                   </m:r>
                 </m:e>
-              </m:acc>
+                <m:lim>
+                  <m:r>
+                    <m:rPr>
+                      <m:sty m:val="p"/>
+                    </m:rPr>
+                    <m:t>∼</m:t>
+                  </m:r>
+                </m:lim>
+              </m:limLow>
             </m:e>
             <m:sup>
               <m:r>
@@ -42717,31 +43187,41 @@
               <m:grow/>
             </m:dPr>
             <m:e>
-              <m:acc>
-                <m:accPr>
-                  <m:chr m:val="̃"/>
-                </m:accPr>
+              <m:limLow>
                 <m:e>
                   <m:r>
                     <m:t>X</m:t>
                   </m:r>
                 </m:e>
-              </m:acc>
+                <m:lim>
+                  <m:r>
+                    <m:rPr>
+                      <m:sty m:val="p"/>
+                    </m:rPr>
+                    <m:t>∼</m:t>
+                  </m:r>
+                </m:lim>
+              </m:limLow>
             </m:e>
           </m:d>
           <m:r>
             <m:t>​</m:t>
           </m:r>
-          <m:acc>
-            <m:accPr>
-              <m:chr m:val="̃"/>
-            </m:accPr>
+          <m:limLow>
             <m:e>
               <m:r>
                 <m:t>a</m:t>
               </m:r>
             </m:e>
-          </m:acc>
+            <m:lim>
+              <m:r>
+                <m:rPr>
+                  <m:sty m:val="p"/>
+                </m:rPr>
+                <m:t>∼</m:t>
+              </m:r>
+            </m:lim>
+          </m:limLow>
           <m:r>
             <m:rPr>
               <m:sty m:val="p"/>
@@ -42839,16 +43319,21 @@
             <m:grow/>
           </m:dPr>
           <m:e>
-            <m:acc>
-              <m:accPr>
-                <m:chr m:val="̃"/>
-              </m:accPr>
+            <m:limLow>
               <m:e>
                 <m:r>
                   <m:t>X</m:t>
                 </m:r>
               </m:e>
-            </m:acc>
+              <m:lim>
+                <m:r>
+                  <m:rPr>
+                    <m:sty m:val="p"/>
+                  </m:rPr>
+                  <m:t>∼</m:t>
+                </m:r>
+              </m:lim>
+            </m:limLow>
           </m:e>
         </m:d>
         <m:r>
@@ -43502,16 +43987,21 @@
             <m:grow/>
           </m:dPr>
           <m:e>
-            <m:acc>
-              <m:accPr>
-                <m:chr m:val="̃"/>
-              </m:accPr>
+            <m:limLow>
               <m:e>
                 <m:r>
                   <m:t>X</m:t>
                 </m:r>
               </m:e>
-            </m:acc>
+              <m:lim>
+                <m:r>
+                  <m:rPr>
+                    <m:sty m:val="p"/>
+                  </m:rPr>
+                  <m:t>∼</m:t>
+                </m:r>
+              </m:lim>
+            </m:limLow>
           </m:e>
         </m:d>
         <m:r>
@@ -43547,16 +44037,21 @@
         </m:r>
         <m:sSup>
           <m:e>
-            <m:acc>
-              <m:accPr>
-                <m:chr m:val="̃"/>
-              </m:accPr>
+            <m:limLow>
               <m:e>
                 <m:r>
                   <m:t>a</m:t>
                 </m:r>
               </m:e>
-            </m:acc>
+              <m:lim>
+                <m:r>
+                  <m:rPr>
+                    <m:sty m:val="p"/>
+                  </m:rPr>
+                  <m:t>∼</m:t>
+                </m:r>
+              </m:lim>
+            </m:limLow>
           </m:e>
           <m:sup>
             <m:r>
@@ -43567,16 +44062,21 @@
             </m:r>
           </m:sup>
         </m:sSup>
-        <m:acc>
-          <m:accPr>
-            <m:chr m:val="̃"/>
-          </m:accPr>
+        <m:limLow>
           <m:e>
             <m:r>
               <m:t>X</m:t>
             </m:r>
           </m:e>
-        </m:acc>
+          <m:lim>
+            <m:r>
+              <m:rPr>
+                <m:sty m:val="p"/>
+              </m:rPr>
+              <m:t>∼</m:t>
+            </m:r>
+          </m:lim>
+        </m:limLow>
       </m:oMath>
       <w:r>
         <w:t xml:space="preserve">. Then:</w:t>
@@ -43595,16 +44095,21 @@
             <m:e>
               <m:sSup>
                 <m:e>
-                  <m:acc>
-                    <m:accPr>
-                      <m:chr m:val="̃"/>
-                    </m:accPr>
+                  <m:limLow>
                     <m:e>
                       <m:r>
                         <m:t>a</m:t>
                       </m:r>
                     </m:e>
-                  </m:acc>
+                    <m:lim>
+                      <m:r>
+                        <m:rPr>
+                          <m:sty m:val="p"/>
+                        </m:rPr>
+                        <m:t>∼</m:t>
+                      </m:r>
+                    </m:lim>
+                  </m:limLow>
                 </m:e>
                 <m:sup>
                   <m:r>
@@ -43632,31 +44137,41 @@
                   <m:grow/>
                 </m:dPr>
                 <m:e>
-                  <m:acc>
-                    <m:accPr>
-                      <m:chr m:val="̃"/>
-                    </m:accPr>
+                  <m:limLow>
                     <m:e>
                       <m:r>
                         <m:t>X</m:t>
                       </m:r>
                     </m:e>
-                  </m:acc>
+                    <m:lim>
+                      <m:r>
+                        <m:rPr>
+                          <m:sty m:val="p"/>
+                        </m:rPr>
+                        <m:t>∼</m:t>
+                      </m:r>
+                    </m:lim>
+                  </m:limLow>
                 </m:e>
               </m:d>
               <m:r>
                 <m:t>​</m:t>
               </m:r>
-              <m:acc>
-                <m:accPr>
-                  <m:chr m:val="̃"/>
-                </m:accPr>
+              <m:limLow>
                 <m:e>
                   <m:r>
                     <m:t>a</m:t>
                   </m:r>
                 </m:e>
-              </m:acc>
+                <m:lim>
+                  <m:r>
+                    <m:rPr>
+                      <m:sty m:val="p"/>
+                    </m:rPr>
+                    <m:t>∼</m:t>
+                  </m:r>
+                </m:lim>
+              </m:limLow>
               <m:r>
                 <m:t>&amp;</m:t>
               </m:r>
@@ -44005,16 +44520,21 @@
         <w:t xml:space="preserve"> </w:t>
       </w:r>
       <m:oMath>
-        <m:acc>
-          <m:accPr>
-            <m:chr m:val="̃"/>
-          </m:accPr>
+        <m:limLow>
           <m:e>
             <m:r>
               <m:t>X</m:t>
             </m:r>
           </m:e>
-        </m:acc>
+          <m:lim>
+            <m:r>
+              <m:rPr>
+                <m:sty m:val="p"/>
+              </m:rPr>
+              <m:t>∼</m:t>
+            </m:r>
+          </m:lim>
+        </m:limLow>
         <m:r>
           <m:rPr>
             <m:sty m:val="p"/>
@@ -44289,16 +44809,21 @@
       <m:oMath>
         <m:sSup>
           <m:e>
-            <m:acc>
-              <m:accPr>
-                <m:chr m:val="̃"/>
-              </m:accPr>
+            <m:limLow>
               <m:e>
                 <m:r>
                   <m:t>X</m:t>
                 </m:r>
               </m:e>
-            </m:acc>
+              <m:lim>
+                <m:r>
+                  <m:rPr>
+                    <m:sty m:val="p"/>
+                  </m:rPr>
+                  <m:t>∼</m:t>
+                </m:r>
+              </m:lim>
+            </m:limLow>
           </m:e>
           <m:sup>
             <m:r>
@@ -45057,16 +45582,21 @@
       <m:oMath>
         <m:sSup>
           <m:e>
-            <m:acc>
-              <m:accPr>
-                <m:chr m:val="̃"/>
-              </m:accPr>
+            <m:limLow>
               <m:e>
                 <m:r>
                   <m:t>X</m:t>
                 </m:r>
               </m:e>
-            </m:acc>
+              <m:lim>
+                <m:r>
+                  <m:rPr>
+                    <m:sty m:val="p"/>
+                  </m:rPr>
+                  <m:t>∼</m:t>
+                </m:r>
+              </m:lim>
+            </m:limLow>
           </m:e>
           <m:sup>
             <m:r>
@@ -45682,16 +46212,21 @@
               <m:grow/>
             </m:dPr>
             <m:e>
-              <m:acc>
-                <m:accPr>
-                  <m:chr m:val="̃"/>
-                </m:accPr>
+              <m:limLow>
                 <m:e>
                   <m:r>
                     <m:t>X</m:t>
                   </m:r>
                 </m:e>
-              </m:acc>
+                <m:lim>
+                  <m:r>
+                    <m:rPr>
+                      <m:sty m:val="p"/>
+                    </m:rPr>
+                    <m:t>∼</m:t>
+                  </m:r>
+                </m:lim>
+              </m:limLow>
             </m:e>
           </m:d>
           <m:r>
@@ -45797,16 +46332,21 @@
             <m:e>
               <m:sSup>
                 <m:e>
-                  <m:acc>
-                    <m:accPr>
-                      <m:chr m:val="̃"/>
-                    </m:accPr>
+                  <m:limLow>
                     <m:e>
                       <m:r>
                         <m:t>X</m:t>
                       </m:r>
                     </m:e>
-                  </m:acc>
+                    <m:lim>
+                      <m:r>
+                        <m:rPr>
+                          <m:sty m:val="p"/>
+                        </m:rPr>
+                        <m:t>∼</m:t>
+                      </m:r>
+                    </m:lim>
+                  </m:limLow>
                 </m:e>
                 <m:sup>
                   <m:r>
@@ -45919,16 +46459,21 @@
         <w:t xml:space="preserve"> </w:t>
       </w:r>
       <m:oMath>
-        <m:acc>
-          <m:accPr>
-            <m:chr m:val="̃"/>
-          </m:accPr>
+        <m:limLow>
           <m:e>
             <m:r>
               <m:t>a</m:t>
             </m:r>
           </m:e>
-        </m:acc>
+          <m:lim>
+            <m:r>
+              <m:rPr>
+                <m:sty m:val="p"/>
+              </m:rPr>
+              <m:t>∼</m:t>
+            </m:r>
+          </m:lim>
+        </m:limLow>
         <m:r>
           <m:rPr>
             <m:sty m:val="p"/>
@@ -45982,16 +46527,21 @@
         <w:t xml:space="preserve"> </w:t>
       </w:r>
       <m:oMath>
-        <m:acc>
-          <m:accPr>
-            <m:chr m:val="̃"/>
-          </m:accPr>
+        <m:limLow>
           <m:e>
             <m:r>
               <m:t>a</m:t>
             </m:r>
           </m:e>
-        </m:acc>
+          <m:lim>
+            <m:r>
+              <m:rPr>
+                <m:sty m:val="p"/>
+              </m:rPr>
+              <m:t>∼</m:t>
+            </m:r>
+          </m:lim>
+        </m:limLow>
         <m:r>
           <m:rPr>
             <m:sty m:val="p"/>
@@ -47037,16 +47587,21 @@
         <w:t xml:space="preserve"> </w:t>
       </w:r>
       <m:oMath>
-        <m:acc>
-          <m:accPr>
-            <m:chr m:val="̃"/>
-          </m:accPr>
+        <m:limLow>
           <m:e>
             <m:r>
               <m:t>X</m:t>
             </m:r>
           </m:e>
-        </m:acc>
+          <m:lim>
+            <m:r>
+              <m:rPr>
+                <m:sty m:val="p"/>
+              </m:rPr>
+              <m:t>∼</m:t>
+            </m:r>
+          </m:lim>
+        </m:limLow>
         <m:r>
           <m:rPr>
             <m:sty m:val="p"/>
@@ -47233,16 +47788,21 @@
               <m:grow/>
             </m:dPr>
             <m:e>
-              <m:acc>
-                <m:accPr>
-                  <m:chr m:val="̃"/>
-                </m:accPr>
+              <m:limLow>
                 <m:e>
                   <m:r>
                     <m:t>X</m:t>
                   </m:r>
                 </m:e>
-              </m:acc>
+                <m:lim>
+                  <m:r>
+                    <m:rPr>
+                      <m:sty m:val="p"/>
+                    </m:rPr>
+                    <m:t>∼</m:t>
+                  </m:r>
+                </m:lim>
+              </m:limLow>
             </m:e>
           </m:d>
           <m:r>
@@ -47340,16 +47900,21 @@
         <w:t xml:space="preserve"> </w:t>
       </w:r>
       <m:oMath>
-        <m:acc>
-          <m:accPr>
-            <m:chr m:val="̃"/>
-          </m:accPr>
+        <m:limLow>
           <m:e>
             <m:r>
               <m:t>a</m:t>
             </m:r>
           </m:e>
-        </m:acc>
+          <m:lim>
+            <m:r>
+              <m:rPr>
+                <m:sty m:val="p"/>
+              </m:rPr>
+              <m:t>∼</m:t>
+            </m:r>
+          </m:lim>
+        </m:limLow>
         <m:r>
           <m:rPr>
             <m:sty m:val="p"/>
@@ -47416,16 +47981,21 @@
             <m:e>
               <m:sSup>
                 <m:e>
-                  <m:acc>
-                    <m:accPr>
-                      <m:chr m:val="̃"/>
-                    </m:accPr>
+                  <m:limLow>
                     <m:e>
                       <m:r>
                         <m:t>a</m:t>
                       </m:r>
                     </m:e>
-                  </m:acc>
+                    <m:lim>
+                      <m:r>
+                        <m:rPr>
+                          <m:sty m:val="p"/>
+                        </m:rPr>
+                        <m:t>∼</m:t>
+                      </m:r>
+                    </m:lim>
+                  </m:limLow>
                 </m:e>
                 <m:sup>
                   <m:r>
@@ -47453,31 +48023,41 @@
                   <m:grow/>
                 </m:dPr>
                 <m:e>
-                  <m:acc>
-                    <m:accPr>
-                      <m:chr m:val="̃"/>
-                    </m:accPr>
+                  <m:limLow>
                     <m:e>
                       <m:r>
                         <m:t>X</m:t>
                       </m:r>
                     </m:e>
-                  </m:acc>
+                    <m:lim>
+                      <m:r>
+                        <m:rPr>
+                          <m:sty m:val="p"/>
+                        </m:rPr>
+                        <m:t>∼</m:t>
+                      </m:r>
+                    </m:lim>
+                  </m:limLow>
                 </m:e>
               </m:d>
               <m:r>
                 <m:t>​</m:t>
               </m:r>
-              <m:acc>
-                <m:accPr>
-                  <m:chr m:val="̃"/>
-                </m:accPr>
+              <m:limLow>
                 <m:e>
                   <m:r>
                     <m:t>a</m:t>
                   </m:r>
                 </m:e>
-              </m:acc>
+                <m:lim>
+                  <m:r>
+                    <m:rPr>
+                      <m:sty m:val="p"/>
+                    </m:rPr>
+                    <m:t>∼</m:t>
+                  </m:r>
+                </m:lim>
+              </m:limLow>
               <m:r>
                 <m:t>&amp;</m:t>
               </m:r>
@@ -47628,16 +48208,21 @@
             <m:grow/>
           </m:dPr>
           <m:e>
-            <m:acc>
-              <m:accPr>
-                <m:chr m:val="̃"/>
-              </m:accPr>
+            <m:limLow>
               <m:e>
                 <m:r>
                   <m:t>X</m:t>
                 </m:r>
               </m:e>
-            </m:acc>
+              <m:lim>
+                <m:r>
+                  <m:rPr>
+                    <m:sty m:val="p"/>
+                  </m:rPr>
+                  <m:t>∼</m:t>
+                </m:r>
+              </m:lim>
+            </m:limLow>
           </m:e>
         </m:d>
         <m:r>
@@ -47720,16 +48305,21 @@
         <w:t xml:space="preserve"> </w:t>
       </w:r>
       <m:oMath>
-        <m:acc>
-          <m:accPr>
-            <m:chr m:val="̃"/>
-          </m:accPr>
+        <m:limLow>
           <m:e>
             <m:r>
               <m:t>X</m:t>
             </m:r>
           </m:e>
-        </m:acc>
+          <m:lim>
+            <m:r>
+              <m:rPr>
+                <m:sty m:val="p"/>
+              </m:rPr>
+              <m:t>∼</m:t>
+            </m:r>
+          </m:lim>
+        </m:limLow>
       </m:oMath>
       <w:r>
         <w:t xml:space="preserve"> </w:t>
@@ -47775,16 +48365,21 @@
         <w:t xml:space="preserve"> </w:t>
       </w:r>
       <m:oMath>
-        <m:acc>
-          <m:accPr>
-            <m:chr m:val="̃"/>
-          </m:accPr>
+        <m:limLow>
           <m:e>
             <m:r>
               <m:t>X</m:t>
             </m:r>
           </m:e>
-        </m:acc>
+          <m:lim>
+            <m:r>
+              <m:rPr>
+                <m:sty m:val="p"/>
+              </m:rPr>
+              <m:t>∼</m:t>
+            </m:r>
+          </m:lim>
+        </m:limLow>
         <m:r>
           <m:rPr>
             <m:sty m:val="p"/>
@@ -48067,16 +48662,21 @@
             <m:grow/>
           </m:dPr>
           <m:e>
-            <m:acc>
-              <m:accPr>
-                <m:chr m:val="̃"/>
-              </m:accPr>
+            <m:limLow>
               <m:e>
                 <m:r>
                   <m:t>X</m:t>
                 </m:r>
               </m:e>
-            </m:acc>
+              <m:lim>
+                <m:r>
+                  <m:rPr>
+                    <m:sty m:val="p"/>
+                  </m:rPr>
+                  <m:t>∼</m:t>
+                </m:r>
+              </m:lim>
+            </m:limLow>
           </m:e>
         </m:d>
         <m:r>
@@ -48289,16 +48889,21 @@
             <m:grow/>
           </m:dPr>
           <m:e>
-            <m:acc>
-              <m:accPr>
-                <m:chr m:val="̃"/>
-              </m:accPr>
+            <m:limLow>
               <m:e>
                 <m:r>
                   <m:t>X</m:t>
                 </m:r>
               </m:e>
-            </m:acc>
+              <m:lim>
+                <m:r>
+                  <m:rPr>
+                    <m:sty m:val="p"/>
+                  </m:rPr>
+                  <m:t>∼</m:t>
+                </m:r>
+              </m:lim>
+            </m:limLow>
           </m:e>
         </m:d>
         <m:r>

--- a/pr-preview/pr-185/variance-covariance.docx
+++ b/pr-preview/pr-185/variance-covariance.docx
@@ -15,7 +15,7 @@
         <w:pStyle w:val="Date"/>
       </w:pPr>
       <w:r>
-        <w:t xml:space="preserve">Last modified: 2026-10-16 02:24:44 (PDT)</w:t>
+        <w:t xml:space="preserve">Last modified: 2026-10-16 02:44:56 (PDT)</w:t>
       </w:r>
     </w:p>
     <w:bookmarkStart w:id="27" w:name="sec-deviation"/>

--- a/pr-preview/pr-185/variance-covariance.docx
+++ b/pr-preview/pr-185/variance-covariance.docx
@@ -15,7 +15,7 @@
         <w:pStyle w:val="Date"/>
       </w:pPr>
       <w:r>
-        <w:t xml:space="preserve">Last modified: 2026-10-16 02:44:56 (PDT)</w:t>
+        <w:t xml:space="preserve">Last modified: 2026-10-16 02:58:15 (PDT)</w:t>
       </w:r>
     </w:p>
     <w:bookmarkStart w:id="27" w:name="sec-deviation"/>
